--- a/hin/docx/008.content.docx
+++ b/hin/docx/008.content.docx
@@ -19,7 +19,7 @@
         <w:rPr>
           <w:lang w:val="hi_IN" w:bidi="hi_IN"/>
         </w:rPr>
-        <w:t>Resource: Tyndale Open Study Notes</w:t>
+        <w:t>Resource: Aquifer Open Study Notes (Profiles)</w:t>
       </w:r>
       <w:r>
         <w:rPr>
@@ -112,7 +112,7 @@
         <w:rPr>
           <w:lang w:val="hi_IN" w:bidi="hi_IN"/>
         </w:rPr>
-        <w:t>Tyndale Open Study Notes</w:t>
+        <w:t>Aquifer Open Study Notes (Profiles)</w:t>
       </w:r>
     </w:p>
     <w:p>

--- a/hin/docx/008.content.docx
+++ b/hin/docx/008.content.docx
@@ -289,18 +289,12 @@
         </w:rPr>
         <w:t xml:space="preserve">क्षयर्ष हथियार-बन्द लोगों के बारे में चिन्तित थे जो उन को मारने का प्रयास कर रहे थे। </w:t>
       </w:r>
-      <w:hyperlink r:id="rId13">
-        <w:r>
-          <w:rPr>
-            <w:lang w:val="hi_IN" w:bidi="hi_IN"/>
-          </w:rPr>
-          <w:rPr>
-            <w:color w:val="0000EE"/>
-            <w:u w:val="single"/>
-          </w:rPr>
-          <w:t>एस्तेर 2:21–23</w:t>
-        </w:r>
-      </w:hyperlink>
+      <w:r>
+        <w:rPr>
+          <w:lang w:val="hi_IN" w:bidi="hi_IN"/>
+        </w:rPr>
+        <w:t>एस्तेर 2:21–23</w:t>
+      </w:r>
       <w:r>
         <w:rPr>
           <w:lang w:val="hi_IN" w:bidi="hi_IN"/>
@@ -330,36 +324,24 @@
           <w:lang w:val="hi_IN" w:bidi="hi_IN"/>
         </w:rPr>
       </w:r>
-      <w:hyperlink r:id="rId14">
-        <w:r>
-          <w:rPr>
-            <w:lang w:val="hi_IN" w:bidi="hi_IN"/>
-          </w:rPr>
-          <w:rPr>
-            <w:color w:val="0000EE"/>
-            <w:u w:val="single"/>
-          </w:rPr>
-          <w:t>एज्रा 4:6</w:t>
-        </w:r>
-      </w:hyperlink>
+      <w:r>
+        <w:rPr>
+          <w:lang w:val="hi_IN" w:bidi="hi_IN"/>
+        </w:rPr>
+        <w:t>एज्रा 4:6</w:t>
+      </w:r>
       <w:r>
         <w:rPr>
           <w:lang w:val="hi_IN" w:bidi="hi_IN"/>
         </w:rPr>
         <w:t xml:space="preserve">; </w:t>
       </w:r>
-      <w:hyperlink r:id="rId15">
-        <w:r>
-          <w:rPr>
-            <w:lang w:val="hi_IN" w:bidi="hi_IN"/>
-          </w:rPr>
-          <w:rPr>
-            <w:color w:val="0000EE"/>
-            <w:u w:val="single"/>
-          </w:rPr>
-          <w:t>एस्तेर 1:1–22</w:t>
-        </w:r>
-      </w:hyperlink>
+      <w:r>
+        <w:rPr>
+          <w:lang w:val="hi_IN" w:bidi="hi_IN"/>
+        </w:rPr>
+        <w:t>एस्तेर 1:1–22</w:t>
+      </w:r>
     </w:p>
     <w:p>
       <w:pPr/>
